--- a/downloads/student/Unit 07/Handout 07.03 - ACT FAST Scenario Cards and Self-Score.docx
+++ b/downloads/student/Unit 07/Handout 07.03 - ACT FAST Scenario Cards and Self-Score.docx
@@ -2027,11 +2027,6 @@
         </w:tc>
       </w:tr>
     </w:tbl>
-    <w:p>
-      <w:r>
-        <w:br w:type="page"/>
-      </w:r>
-    </w:p>
     <w:p>
       <w:pPr>
         <w:pStyle w:val="Heading2"/>
